--- a/CA_Documents/session_guide.docx
+++ b/CA_Documents/session_guide.docx
@@ -86,13 +86,8 @@
       <w:pPr>
         <w:jc w:val="both"/>
       </w:pPr>
-      <w:proofErr w:type="gramStart"/>
-      <w:r>
-        <w:t>These exercise</w:t>
-      </w:r>
-      <w:proofErr w:type="gramEnd"/>
-      <w:r>
-        <w:t xml:space="preserve"> sessions aim to help you build a good understanding of the basic RISC-V CPU architecture and the typical digital ASIC design flow. In the sessions, you will develop a complete processor in Verilog, going through simulation, synthesis, and place &amp; route steps till eventually generating the GDSII file. </w:t>
+      <w:r>
+        <w:t xml:space="preserve">These exercise sessions aim to help you build a good understanding of the basic RISC-V CPU architecture and the typical digital ASIC design flow. In the sessions, you will develop a complete processor in Verilog, going through simulation, synthesis, and place &amp; route steps till eventually generating the GDSII file. </w:t>
       </w:r>
     </w:p>
     <w:p>
@@ -181,43 +176,25 @@
           <w:b/>
           <w:bCs/>
         </w:rPr>
-        <w:t xml:space="preserve">Cadence </w:t>
-      </w:r>
-      <w:proofErr w:type="spellStart"/>
+        <w:t>Cadence Xcelium</w:t>
+      </w:r>
+      <w:r>
+        <w:t>.</w:t>
+      </w:r>
+    </w:p>
+    <w:p>
+      <w:pPr>
+        <w:jc w:val="both"/>
+      </w:pPr>
+      <w:r>
+        <w:t xml:space="preserve">Another kind is for the digital backend flow, for which we adopt the </w:t>
+      </w:r>
       <w:r>
         <w:rPr>
           <w:b/>
           <w:bCs/>
         </w:rPr>
-        <w:t>Xcelium</w:t>
-      </w:r>
-      <w:proofErr w:type="spellEnd"/>
-      <w:r>
-        <w:t>.</w:t>
-      </w:r>
-    </w:p>
-    <w:p>
-      <w:pPr>
-        <w:jc w:val="both"/>
-      </w:pPr>
-      <w:r>
-        <w:t xml:space="preserve">Another kind is for the digital backend flow, for which we adopt the </w:t>
-      </w:r>
-      <w:proofErr w:type="spellStart"/>
-      <w:r>
-        <w:rPr>
-          <w:b/>
-          <w:bCs/>
-        </w:rPr>
-        <w:t>OpenLane</w:t>
-      </w:r>
-      <w:proofErr w:type="spellEnd"/>
-      <w:r>
-        <w:rPr>
-          <w:b/>
-          <w:bCs/>
-        </w:rPr>
-        <w:t xml:space="preserve"> </w:t>
+        <w:t xml:space="preserve">OpenLane </w:t>
       </w:r>
       <w:r>
         <w:t>flow, as shown below. The tools used in each separate step are highlighted with red boxes</w:t>
@@ -281,14 +258,12 @@
       <w:pPr>
         <w:jc w:val="both"/>
       </w:pPr>
-      <w:proofErr w:type="spellStart"/>
       <w:r>
         <w:rPr>
           <w:rFonts w:hint="eastAsia"/>
         </w:rPr>
         <w:t>Xcelium</w:t>
       </w:r>
-      <w:proofErr w:type="spellEnd"/>
       <w:r>
         <w:t xml:space="preserve"> </w:t>
       </w:r>
@@ -302,55 +277,7 @@
         <w:t xml:space="preserve">HDL </w:t>
       </w:r>
       <w:r>
-        <w:t xml:space="preserve">codes. </w:t>
-      </w:r>
-      <w:proofErr w:type="spellStart"/>
-      <w:r>
-        <w:t>OpenLane</w:t>
-      </w:r>
-      <w:proofErr w:type="spellEnd"/>
-      <w:r>
-        <w:t xml:space="preserve"> helps you to </w:t>
-      </w:r>
-      <w:proofErr w:type="gramStart"/>
-      <w:r>
-        <w:t>automated</w:t>
-      </w:r>
-      <w:proofErr w:type="gramEnd"/>
-      <w:r>
-        <w:t xml:space="preserve"> RTL to GDSII flow based on several components including </w:t>
-      </w:r>
-      <w:proofErr w:type="spellStart"/>
-      <w:r>
-        <w:t>OpenROAD</w:t>
-      </w:r>
-      <w:proofErr w:type="spellEnd"/>
-      <w:r>
-        <w:t xml:space="preserve">, </w:t>
-      </w:r>
-      <w:proofErr w:type="spellStart"/>
-      <w:r>
-        <w:t>Yosys</w:t>
-      </w:r>
-      <w:proofErr w:type="spellEnd"/>
-      <w:r>
-        <w:t xml:space="preserve">, Magic, </w:t>
-      </w:r>
-      <w:proofErr w:type="spellStart"/>
-      <w:r>
-        <w:t>Netgen</w:t>
-      </w:r>
-      <w:proofErr w:type="spellEnd"/>
-      <w:r>
-        <w:t xml:space="preserve">, CVC, SPEF-Extractor, </w:t>
-      </w:r>
-      <w:proofErr w:type="spellStart"/>
-      <w:r>
-        <w:t>KLayout</w:t>
-      </w:r>
-      <w:proofErr w:type="spellEnd"/>
-      <w:r>
-        <w:t xml:space="preserve"> and </w:t>
+        <w:t xml:space="preserve">codes. OpenLane helps you to automated RTL to GDSII flow based on several components including OpenROAD, Yosys, Magic, Netgen, CVC, SPEF-Extractor, KLayout and </w:t>
       </w:r>
       <w:r>
         <w:t>several</w:t>
@@ -441,7 +368,6 @@
         </w:rPr>
         <w:t xml:space="preserve">To create your workspace, you </w:t>
       </w:r>
-      <w:proofErr w:type="gramStart"/>
       <w:r>
         <w:rPr>
           <w:rFonts w:hint="eastAsia"/>
@@ -454,15 +380,7 @@
           <w:rFonts w:hint="eastAsia"/>
           <w:color w:val="00000A"/>
         </w:rPr>
-        <w:t xml:space="preserve"> to</w:t>
-      </w:r>
-      <w:proofErr w:type="gramEnd"/>
-      <w:r>
-        <w:rPr>
-          <w:rFonts w:hint="eastAsia"/>
-          <w:color w:val="00000A"/>
-        </w:rPr>
-        <w:t xml:space="preserve"> download </w:t>
+        <w:t xml:space="preserve"> to download </w:t>
       </w:r>
       <w:r>
         <w:rPr>
@@ -505,6 +423,15 @@
           <w:highlight w:val="yellow"/>
         </w:rPr>
         <w:t>6</w:t>
+      </w:r>
+      <w:r>
+        <w:rPr>
+          <w:i/>
+          <w:iCs/>
+          <w:color w:val="00000A"/>
+          <w:highlight w:val="yellow"/>
+        </w:rPr>
+        <w:t>_release</w:t>
       </w:r>
       <w:r>
         <w:rPr>
@@ -865,7 +792,6 @@
         </w:rPr>
         <w:t xml:space="preserve">make </w:t>
       </w:r>
-      <w:proofErr w:type="spellStart"/>
       <w:r>
         <w:rPr>
           <w:rFonts w:ascii="Consolas" w:eastAsia="Consolas" w:hAnsi="Consolas" w:cs="Consolas"/>
@@ -874,7 +800,6 @@
         </w:rPr>
         <w:t>sim_gui</w:t>
       </w:r>
-      <w:proofErr w:type="spellEnd"/>
       <w:r>
         <w:rPr>
           <w:color w:val="00000A"/>
@@ -913,43 +838,7 @@
         <w:rPr>
           <w:color w:val="00000A"/>
         </w:rPr>
-        <w:t xml:space="preserve"> files declared in SIM/</w:t>
-      </w:r>
-      <w:proofErr w:type="spellStart"/>
-      <w:r>
-        <w:rPr>
-          <w:color w:val="00000A"/>
-        </w:rPr>
-        <w:t>files_</w:t>
-      </w:r>
-      <w:proofErr w:type="gramStart"/>
-      <w:r>
-        <w:rPr>
-          <w:color w:val="00000A"/>
-        </w:rPr>
-        <w:t>verilog.f</w:t>
-      </w:r>
-      <w:proofErr w:type="spellEnd"/>
-      <w:proofErr w:type="gramEnd"/>
-      <w:r>
-        <w:rPr>
-          <w:color w:val="00000A"/>
-        </w:rPr>
-        <w:t xml:space="preserve"> and will execute the testbench RTL/</w:t>
-      </w:r>
-      <w:proofErr w:type="spellStart"/>
-      <w:r>
-        <w:rPr>
-          <w:color w:val="00000A"/>
-        </w:rPr>
-        <w:t>cpu_tb.v</w:t>
-      </w:r>
-      <w:proofErr w:type="spellEnd"/>
-      <w:r>
-        <w:rPr>
-          <w:color w:val="00000A"/>
-        </w:rPr>
-        <w:t>. This testbench</w:t>
+        <w:t xml:space="preserve"> files declared in SIM/files_verilog.f and will execute the testbench RTL/cpu_tb.v. This testbench</w:t>
       </w:r>
     </w:p>
     <w:p>
@@ -1029,21 +918,7 @@
         <w:rPr>
           <w:color w:val="00000A"/>
         </w:rPr>
-        <w:t xml:space="preserve"> declares an instance of the </w:t>
-      </w:r>
-      <w:proofErr w:type="spellStart"/>
-      <w:r>
-        <w:rPr>
-          <w:color w:val="00000A"/>
-        </w:rPr>
-        <w:t>cpu</w:t>
-      </w:r>
-      <w:proofErr w:type="spellEnd"/>
-      <w:r>
-        <w:rPr>
-          <w:color w:val="00000A"/>
-        </w:rPr>
-        <w:t xml:space="preserve"> </w:t>
+        <w:t xml:space="preserve"> declares an instance of the cpu </w:t>
       </w:r>
     </w:p>
     <w:p>
@@ -1134,14 +1009,12 @@
         </w:rPr>
         <w:t xml:space="preserve">After running the command, the </w:t>
       </w:r>
-      <w:proofErr w:type="spellStart"/>
       <w:r>
         <w:rPr>
           <w:color w:val="00000A"/>
         </w:rPr>
         <w:t>Xcelium</w:t>
       </w:r>
-      <w:proofErr w:type="spellEnd"/>
       <w:r>
         <w:rPr>
           <w:color w:val="00000A"/>
@@ -1293,21 +1166,7 @@
         <w:rPr>
           <w:color w:val="00000A"/>
         </w:rPr>
-        <w:t xml:space="preserve"> be found in the folder SIM/data/</w:t>
-      </w:r>
-      <w:proofErr w:type="spellStart"/>
-      <w:r>
-        <w:rPr>
-          <w:color w:val="00000A"/>
-        </w:rPr>
-        <w:t>testcode</w:t>
-      </w:r>
-      <w:proofErr w:type="spellEnd"/>
-      <w:r>
-        <w:rPr>
-          <w:color w:val="00000A"/>
-        </w:rPr>
-        <w:t>. The files</w:t>
+        <w:t xml:space="preserve"> be found in the folder SIM/data/testcode. The files</w:t>
       </w:r>
       <w:r>
         <w:rPr>
@@ -1349,21 +1208,7 @@
         <w:rPr>
           <w:color w:val="00000A"/>
         </w:rPr>
-        <w:t xml:space="preserve">, which contain the data for the instruction memory as well as the data for </w:t>
-      </w:r>
-      <w:proofErr w:type="gramStart"/>
-      <w:r>
-        <w:rPr>
-          <w:color w:val="00000A"/>
-        </w:rPr>
-        <w:t>the data</w:t>
-      </w:r>
-      <w:proofErr w:type="gramEnd"/>
-      <w:r>
-        <w:rPr>
-          <w:color w:val="00000A"/>
-        </w:rPr>
-        <w:t xml:space="preserve"> memory respectively, must be copied into the files SIM/data/</w:t>
+        <w:t>, which contain the data for the instruction memory as well as the data for the data memory respectively, must be copied into the files SIM/data/</w:t>
       </w:r>
       <w:r>
         <w:rPr>
@@ -1488,37 +1333,22 @@
       <w:r>
         <w:t xml:space="preserve">In the terminal, type the command </w:t>
       </w:r>
-      <w:proofErr w:type="spellStart"/>
       <w:r>
         <w:rPr>
           <w:rFonts w:eastAsia="Calibri"/>
           <w:color w:val="FFFFFF" w:themeColor="background1"/>
           <w:highlight w:val="black"/>
         </w:rPr>
-        <w:t>jupyter</w:t>
-      </w:r>
-      <w:proofErr w:type="spellEnd"/>
-      <w:r>
-        <w:rPr>
-          <w:rFonts w:eastAsia="Calibri"/>
-          <w:color w:val="FFFFFF" w:themeColor="background1"/>
-          <w:highlight w:val="black"/>
-        </w:rPr>
-        <w:t>-lab</w:t>
+        <w:t>jupyter-lab</w:t>
       </w:r>
       <w:r>
         <w:t xml:space="preserve">. This should introduce you to the website of </w:t>
       </w:r>
-      <w:proofErr w:type="spellStart"/>
       <w:r>
         <w:t>J</w:t>
       </w:r>
       <w:r>
-        <w:t>upyter</w:t>
-      </w:r>
-      <w:proofErr w:type="spellEnd"/>
-      <w:r>
-        <w:t xml:space="preserve"> notebook. </w:t>
+        <w:t xml:space="preserve">upyter notebook. </w:t>
       </w:r>
     </w:p>
     <w:p>
@@ -1532,29 +1362,13 @@
         <w:jc w:val="both"/>
       </w:pPr>
       <w:r>
-        <w:t xml:space="preserve">The </w:t>
-      </w:r>
-      <w:proofErr w:type="spellStart"/>
-      <w:r>
-        <w:t>Jupyter</w:t>
-      </w:r>
-      <w:proofErr w:type="spellEnd"/>
-      <w:r>
-        <w:t xml:space="preserve"> notebook is divided into 3 parts. The first part is the prerequisite of the scripts, like environment variables’ settings, function </w:t>
+        <w:t xml:space="preserve">The Jupyter notebook is divided into 3 parts. The first part is the prerequisite of the scripts, like environment variables’ settings, function </w:t>
       </w:r>
       <w:r>
         <w:t>definition</w:t>
       </w:r>
       <w:r>
-        <w:t xml:space="preserve"> etc. The second part is about </w:t>
-      </w:r>
-      <w:proofErr w:type="gramStart"/>
-      <w:r>
-        <w:t>the synthesis</w:t>
-      </w:r>
-      <w:proofErr w:type="gramEnd"/>
-      <w:r>
-        <w:t xml:space="preserve">. You need to run synthesis with every implementation. The last part </w:t>
+        <w:t xml:space="preserve"> etc. The second part is about the synthesis. You need to run synthesis with every implementation. The last part </w:t>
       </w:r>
       <w:r>
         <w:t xml:space="preserve">first </w:t>
@@ -1563,23 +1377,7 @@
         <w:t>leads you</w:t>
       </w:r>
       <w:r>
-        <w:t xml:space="preserve"> to the </w:t>
-      </w:r>
-      <w:proofErr w:type="spellStart"/>
-      <w:r>
-        <w:t>floorplanning</w:t>
-      </w:r>
-      <w:proofErr w:type="spellEnd"/>
-      <w:r>
-        <w:t xml:space="preserve"> step with </w:t>
-      </w:r>
-      <w:proofErr w:type="gramStart"/>
-      <w:r>
-        <w:t>visualization, and</w:t>
-      </w:r>
-      <w:proofErr w:type="gramEnd"/>
-      <w:r>
-        <w:t xml:space="preserve"> then </w:t>
+        <w:t xml:space="preserve"> to the floorplanning step with visualization, and then </w:t>
       </w:r>
       <w:r>
         <w:t>go</w:t>
@@ -1618,21 +1416,7 @@
         <w:rPr>
           <w:color w:val="00000A"/>
         </w:rPr>
-        <w:t xml:space="preserve">The </w:t>
-      </w:r>
-      <w:proofErr w:type="spellStart"/>
-      <w:r>
-        <w:rPr>
-          <w:color w:val="00000A"/>
-        </w:rPr>
-        <w:t>datapath</w:t>
-      </w:r>
-      <w:proofErr w:type="spellEnd"/>
-      <w:r>
-        <w:rPr>
-          <w:color w:val="00000A"/>
-        </w:rPr>
-        <w:t xml:space="preserve"> as well as its submodules have </w:t>
+        <w:t xml:space="preserve">The datapath as well as its submodules have </w:t>
       </w:r>
       <w:r>
         <w:rPr>
@@ -1683,35 +1467,7 @@
         <w:rPr>
           <w:color w:val="00000A"/>
         </w:rPr>
-        <w:t xml:space="preserve">ALU instructions called </w:t>
-      </w:r>
-      <w:proofErr w:type="gramStart"/>
-      <w:r>
-        <w:rPr>
-          <w:color w:val="00000A"/>
-        </w:rPr>
-        <w:t>‘ ALU</w:t>
-      </w:r>
-      <w:proofErr w:type="gramEnd"/>
-      <w:r>
-        <w:rPr>
-          <w:color w:val="00000A"/>
-        </w:rPr>
-        <w:t xml:space="preserve">_R’). Set the outputs of the control unit correctly depending on the fetched instruction, ensure the correct </w:t>
-      </w:r>
-      <w:proofErr w:type="spellStart"/>
-      <w:r>
-        <w:rPr>
-          <w:color w:val="00000A"/>
-        </w:rPr>
-        <w:t>datapath</w:t>
-      </w:r>
-      <w:proofErr w:type="spellEnd"/>
-      <w:r>
-        <w:rPr>
-          <w:color w:val="00000A"/>
-        </w:rPr>
-        <w:t xml:space="preserve"> behavior.</w:t>
+        <w:t>ALU instructions called ‘ ALU_R’). Set the outputs of the control unit correctly depending on the fetched instruction, ensure the correct datapath behavior.</w:t>
       </w:r>
     </w:p>
     <w:p>
@@ -1732,7 +1488,6 @@
         </w:rPr>
         <w:t xml:space="preserve">==&gt; For debugging purposes, you can use the test code </w:t>
       </w:r>
-      <w:proofErr w:type="spellStart"/>
       <w:r>
         <w:rPr>
           <w:i/>
@@ -1741,7 +1496,6 @@
         </w:rPr>
         <w:t>simple_program</w:t>
       </w:r>
-      <w:proofErr w:type="spellEnd"/>
       <w:r>
         <w:rPr>
           <w:color w:val="00000A"/>
@@ -1809,21 +1563,7 @@
         <w:rPr>
           <w:color w:val="00000A"/>
         </w:rPr>
-        <w:t xml:space="preserve">You need to set up the backend tools and open the </w:t>
-      </w:r>
-      <w:proofErr w:type="spellStart"/>
-      <w:r>
-        <w:rPr>
-          <w:color w:val="00000A"/>
-        </w:rPr>
-        <w:t>Jupyter</w:t>
-      </w:r>
-      <w:proofErr w:type="spellEnd"/>
-      <w:r>
-        <w:rPr>
-          <w:color w:val="00000A"/>
-        </w:rPr>
-        <w:t xml:space="preserve"> Lab, </w:t>
+        <w:t xml:space="preserve">You need to set up the backend tools and open the Jupyter Lab, </w:t>
       </w:r>
       <w:r>
         <w:rPr>
@@ -1835,21 +1575,7 @@
         <w:rPr>
           <w:color w:val="00000A"/>
         </w:rPr>
-        <w:t xml:space="preserve">hen follow the </w:t>
-      </w:r>
-      <w:proofErr w:type="gramStart"/>
-      <w:r>
-        <w:rPr>
-          <w:color w:val="00000A"/>
-        </w:rPr>
-        <w:t>instruction</w:t>
-      </w:r>
-      <w:proofErr w:type="gramEnd"/>
-      <w:r>
-        <w:rPr>
-          <w:color w:val="00000A"/>
-        </w:rPr>
-        <w:t xml:space="preserve"> </w:t>
+        <w:t xml:space="preserve">hen follow the instruction </w:t>
       </w:r>
       <w:r>
         <w:rPr>
@@ -1932,21 +1658,7 @@
         <w:rPr>
           <w:color w:val="00000A"/>
         </w:rPr>
-        <w:t xml:space="preserve">The processor completed in the last exercise can execute multiplications through sums and shifting since there is no hardware support to carry out the multiplication in one cycle. With the purpose of boosting performance, your task will be to add hardware support for multiplication and </w:t>
-      </w:r>
-      <w:proofErr w:type="gramStart"/>
-      <w:r>
-        <w:rPr>
-          <w:color w:val="00000A"/>
-        </w:rPr>
-        <w:t>evaluating</w:t>
-      </w:r>
-      <w:proofErr w:type="gramEnd"/>
-      <w:r>
-        <w:rPr>
-          <w:color w:val="00000A"/>
-        </w:rPr>
-        <w:t xml:space="preserve"> its impact on performance</w:t>
+        <w:t>The processor completed in the last exercise can execute multiplications through sums and shifting since there is no hardware support to carry out the multiplication in one cycle. With the purpose of boosting performance, your task will be to add hardware support for multiplication and evaluating its impact on performance</w:t>
       </w:r>
       <w:r>
         <w:rPr>
@@ -2317,16 +2029,8 @@
               <w:rPr>
                 <w:color w:val="00000A"/>
               </w:rPr>
-              <w:t xml:space="preserve">[11:7] </w:t>
+              <w:t>[11:7] rd</w:t>
             </w:r>
-            <w:proofErr w:type="spellStart"/>
-            <w:r>
-              <w:rPr>
-                <w:color w:val="00000A"/>
-              </w:rPr>
-              <w:t>rd</w:t>
-            </w:r>
-            <w:proofErr w:type="spellEnd"/>
           </w:p>
         </w:tc>
         <w:tc>
@@ -2380,114 +2084,54 @@
         </w:rPr>
         <w:t xml:space="preserve">Three files might need to be modified for this purpose: </w:t>
       </w:r>
-      <w:proofErr w:type="spellStart"/>
-      <w:proofErr w:type="gramStart"/>
       <w:r>
         <w:rPr>
           <w:i/>
           <w:iCs/>
           <w:color w:val="00000A"/>
         </w:rPr>
-        <w:t>control.unit</w:t>
-      </w:r>
-      <w:proofErr w:type="gramEnd"/>
+        <w:t>control.unit.v</w:t>
+      </w:r>
+      <w:r>
+        <w:rPr>
+          <w:color w:val="00000A"/>
+        </w:rPr>
+        <w:t xml:space="preserve">,  </w:t>
+      </w:r>
       <w:r>
         <w:rPr>
           <w:i/>
           <w:iCs/>
           <w:color w:val="00000A"/>
         </w:rPr>
-        <w:t>.</w:t>
-      </w:r>
-      <w:proofErr w:type="gramStart"/>
+        <w:t xml:space="preserve">alu_control.v </w:t>
+      </w:r>
+      <w:r>
+        <w:rPr>
+          <w:color w:val="00000A"/>
+        </w:rPr>
+        <w:t xml:space="preserve">and </w:t>
+      </w:r>
       <w:r>
         <w:rPr>
           <w:i/>
           <w:iCs/>
           <w:color w:val="00000A"/>
         </w:rPr>
-        <w:t>v</w:t>
-      </w:r>
-      <w:proofErr w:type="spellEnd"/>
-      <w:r>
-        <w:rPr>
-          <w:color w:val="00000A"/>
-        </w:rPr>
-        <w:t xml:space="preserve">,  </w:t>
-      </w:r>
-      <w:proofErr w:type="spellStart"/>
+        <w:t>alu.v.</w:t>
+      </w:r>
+      <w:r>
+        <w:rPr>
+          <w:color w:val="00000A"/>
+        </w:rPr>
+        <w:t xml:space="preserve"> To test the performance and correctness of your design, load the assembly test code “</w:t>
+      </w:r>
       <w:r>
         <w:rPr>
           <w:i/>
           <w:iCs/>
           <w:color w:val="00000A"/>
         </w:rPr>
-        <w:t>alu</w:t>
-      </w:r>
-      <w:proofErr w:type="gramEnd"/>
-      <w:r>
-        <w:rPr>
-          <w:i/>
-          <w:iCs/>
-          <w:color w:val="00000A"/>
-        </w:rPr>
-        <w:t>_</w:t>
-      </w:r>
-      <w:proofErr w:type="gramStart"/>
-      <w:r>
-        <w:rPr>
-          <w:i/>
-          <w:iCs/>
-          <w:color w:val="00000A"/>
-        </w:rPr>
-        <w:t>control.v</w:t>
-      </w:r>
-      <w:proofErr w:type="spellEnd"/>
-      <w:proofErr w:type="gramEnd"/>
-      <w:r>
-        <w:rPr>
-          <w:i/>
-          <w:iCs/>
-          <w:color w:val="00000A"/>
-        </w:rPr>
-        <w:t xml:space="preserve"> </w:t>
-      </w:r>
-      <w:r>
-        <w:rPr>
-          <w:color w:val="00000A"/>
-        </w:rPr>
-        <w:t xml:space="preserve">and </w:t>
-      </w:r>
-      <w:proofErr w:type="spellStart"/>
-      <w:r>
-        <w:rPr>
-          <w:i/>
-          <w:iCs/>
-          <w:color w:val="00000A"/>
-        </w:rPr>
-        <w:t>alu.v</w:t>
-      </w:r>
-      <w:proofErr w:type="spellEnd"/>
-      <w:r>
-        <w:rPr>
-          <w:i/>
-          <w:iCs/>
-          <w:color w:val="00000A"/>
-        </w:rPr>
-        <w:t>.</w:t>
-      </w:r>
-      <w:r>
-        <w:rPr>
-          <w:color w:val="00000A"/>
-        </w:rPr>
-        <w:t xml:space="preserve"> To test the performance and correctness of your design, load the assembly test code “</w:t>
-      </w:r>
-      <w:r>
-        <w:rPr>
-          <w:i/>
-          <w:iCs/>
-          <w:color w:val="00000A"/>
-        </w:rPr>
         <w:t>MULT2”</w:t>
       </w:r>
       <w:r>
@@ -2506,21 +2150,7 @@
         <w:rPr>
           <w:color w:val="00000A"/>
         </w:rPr>
-        <w:t xml:space="preserve"> the implemented MULT instruction to carry out the same 5 multiplications and sums of the </w:t>
-      </w:r>
-      <w:proofErr w:type="spellStart"/>
-      <w:r>
-        <w:rPr>
-          <w:color w:val="00000A"/>
-        </w:rPr>
-        <w:t>testcode</w:t>
-      </w:r>
-      <w:proofErr w:type="spellEnd"/>
-      <w:r>
-        <w:rPr>
-          <w:color w:val="00000A"/>
-        </w:rPr>
-        <w:t xml:space="preserve"> “</w:t>
+        <w:t xml:space="preserve"> the implemented MULT instruction to carry out the same 5 multiplications and sums of the testcode “</w:t>
       </w:r>
       <w:r>
         <w:rPr>
@@ -2609,21 +2239,7 @@
         <w:rPr>
           <w:color w:val="00000A"/>
         </w:rPr>
-        <w:t xml:space="preserve">In this part of the session, we will modify our processor to convert it </w:t>
-      </w:r>
-      <w:proofErr w:type="gramStart"/>
-      <w:r>
-        <w:rPr>
-          <w:color w:val="00000A"/>
-        </w:rPr>
-        <w:t>to</w:t>
-      </w:r>
-      <w:proofErr w:type="gramEnd"/>
-      <w:r>
-        <w:rPr>
-          <w:color w:val="00000A"/>
-        </w:rPr>
-        <w:t xml:space="preserve"> a pipelined implementation. For now, assume data and control hazards are solved by inserting NOP instructions.</w:t>
+        <w:t>In this part of the session, we will modify our processor to convert it to a pipelined implementation. For now, assume data and control hazards are solved by inserting NOP instructions.</w:t>
       </w:r>
     </w:p>
     <w:p>
@@ -3317,7 +2933,6 @@
                                 <w:lang w:val="nl-NL"/>
                               </w:rPr>
                             </w:pPr>
-                            <w:proofErr w:type="gramStart"/>
                             <w:r>
                               <w:rPr>
                                 <w:rFonts w:ascii="Consolas" w:eastAsia="Consolas" w:hAnsi="Consolas" w:cs="Consolas"/>
@@ -3326,20 +2941,8 @@
                                 <w:szCs w:val="22"/>
                                 <w:lang w:val="nl-NL"/>
                               </w:rPr>
-                              <w:t>reg</w:t>
+                              <w:t>reg_arstn_en</w:t>
                             </w:r>
-                            <w:proofErr w:type="gramEnd"/>
-                            <w:r>
-                              <w:rPr>
-                                <w:rFonts w:ascii="Consolas" w:eastAsia="Consolas" w:hAnsi="Consolas" w:cs="Consolas"/>
-                                <w:color w:val="00B0F0"/>
-                                <w:sz w:val="22"/>
-                                <w:szCs w:val="22"/>
-                                <w:lang w:val="nl-NL"/>
-                              </w:rPr>
-                              <w:t>_arstn_en</w:t>
-                            </w:r>
-                            <w:proofErr w:type="gramStart"/>
                             <w:r>
                               <w:rPr>
                                 <w:rFonts w:ascii="Consolas" w:eastAsia="Consolas" w:hAnsi="Consolas" w:cs="Consolas"/>
@@ -3350,7 +2953,6 @@
                               </w:rPr>
                               <w:t>#(</w:t>
                             </w:r>
-                            <w:proofErr w:type="gramEnd"/>
                           </w:p>
                           <w:p>
                             <w:pPr>
@@ -3372,29 +2974,7 @@
                                 <w:szCs w:val="22"/>
                                 <w:lang w:val="nl-NL"/>
                               </w:rPr>
-                              <w:t>.DATA_</w:t>
-                            </w:r>
-                            <w:proofErr w:type="gramStart"/>
-                            <w:r>
-                              <w:rPr>
-                                <w:rFonts w:ascii="Consolas" w:eastAsia="Consolas" w:hAnsi="Consolas" w:cs="Consolas"/>
-                                <w:color w:val="FFFFFF"/>
-                                <w:sz w:val="22"/>
-                                <w:szCs w:val="22"/>
-                                <w:lang w:val="nl-NL"/>
-                              </w:rPr>
-                              <w:t>W(</w:t>
-                            </w:r>
-                            <w:proofErr w:type="gramEnd"/>
-                            <w:r>
-                              <w:rPr>
-                                <w:rFonts w:ascii="Consolas" w:eastAsia="Consolas" w:hAnsi="Consolas" w:cs="Consolas"/>
-                                <w:color w:val="FFFFFF"/>
-                                <w:sz w:val="22"/>
-                                <w:szCs w:val="22"/>
-                                <w:lang w:val="nl-NL"/>
-                              </w:rPr>
-                              <w:t>16)</w:t>
+                              <w:t>.DATA_W(16)</w:t>
                             </w:r>
                           </w:p>
                           <w:p>
@@ -3416,8 +2996,6 @@
                               </w:rPr>
                               <w:t xml:space="preserve">) </w:t>
                             </w:r>
-                            <w:proofErr w:type="spellStart"/>
-                            <w:proofErr w:type="gramStart"/>
                             <w:r>
                               <w:rPr>
                                 <w:rFonts w:ascii="Consolas" w:eastAsia="Consolas" w:hAnsi="Consolas" w:cs="Consolas"/>
@@ -3425,29 +3003,8 @@
                                 <w:sz w:val="22"/>
                                 <w:szCs w:val="22"/>
                               </w:rPr>
-                              <w:t>signal</w:t>
+                              <w:t>signal_pipe_ID_EX</w:t>
                             </w:r>
-                            <w:proofErr w:type="gramEnd"/>
-                            <w:r>
-                              <w:rPr>
-                                <w:rFonts w:ascii="Consolas" w:eastAsia="Consolas" w:hAnsi="Consolas" w:cs="Consolas"/>
-                                <w:color w:val="00B0F0"/>
-                                <w:sz w:val="22"/>
-                                <w:szCs w:val="22"/>
-                              </w:rPr>
-                              <w:t>_pipe_ID_</w:t>
-                            </w:r>
-                            <w:proofErr w:type="gramStart"/>
-                            <w:r>
-                              <w:rPr>
-                                <w:rFonts w:ascii="Consolas" w:eastAsia="Consolas" w:hAnsi="Consolas" w:cs="Consolas"/>
-                                <w:color w:val="00B0F0"/>
-                                <w:sz w:val="22"/>
-                                <w:szCs w:val="22"/>
-                              </w:rPr>
-                              <w:t>EX</w:t>
-                            </w:r>
-                            <w:proofErr w:type="spellEnd"/>
                             <w:r>
                               <w:rPr>
                                 <w:rFonts w:ascii="Consolas" w:eastAsia="Consolas" w:hAnsi="Consolas" w:cs="Consolas"/>
@@ -3456,98 +3013,6 @@
                                 <w:szCs w:val="22"/>
                               </w:rPr>
                               <w:t>(</w:t>
-                            </w:r>
-                            <w:proofErr w:type="gramEnd"/>
-                          </w:p>
-                          <w:p>
-                            <w:pPr>
-                              <w:spacing w:before="0" w:after="0" w:line="240" w:lineRule="auto"/>
-                              <w:jc w:val="both"/>
-                              <w:textDirection w:val="btLr"/>
-                              <w:rPr>
-                                <w:sz w:val="22"/>
-                                <w:szCs w:val="22"/>
-                              </w:rPr>
-                            </w:pPr>
-                            <w:r>
-                              <w:rPr>
-                                <w:rFonts w:ascii="Consolas" w:eastAsia="Consolas" w:hAnsi="Consolas" w:cs="Consolas"/>
-                                <w:color w:val="FFFFFF"/>
-                                <w:sz w:val="22"/>
-                                <w:szCs w:val="22"/>
-                              </w:rPr>
-                              <w:t xml:space="preserve">      </w:t>
-                            </w:r>
-                            <w:proofErr w:type="gramStart"/>
-                            <w:r>
-                              <w:rPr>
-                                <w:rFonts w:ascii="Consolas" w:eastAsia="Consolas" w:hAnsi="Consolas" w:cs="Consolas"/>
-                                <w:color w:val="FFFFFF"/>
-                                <w:sz w:val="22"/>
-                                <w:szCs w:val="22"/>
-                              </w:rPr>
-                              <w:t>.</w:t>
-                            </w:r>
-                            <w:proofErr w:type="spellStart"/>
-                            <w:r>
-                              <w:rPr>
-                                <w:rFonts w:ascii="Consolas" w:eastAsia="Consolas" w:hAnsi="Consolas" w:cs="Consolas"/>
-                                <w:color w:val="FFFFFF"/>
-                                <w:sz w:val="22"/>
-                                <w:szCs w:val="22"/>
-                              </w:rPr>
-                              <w:t>clk</w:t>
-                            </w:r>
-                            <w:proofErr w:type="spellEnd"/>
-                            <w:r>
-                              <w:rPr>
-                                <w:rFonts w:ascii="Consolas" w:eastAsia="Consolas" w:hAnsi="Consolas" w:cs="Consolas"/>
-                                <w:color w:val="FFFFFF"/>
-                                <w:sz w:val="22"/>
-                                <w:szCs w:val="22"/>
-                              </w:rPr>
-                              <w:t xml:space="preserve">   (</w:t>
-                            </w:r>
-                            <w:proofErr w:type="spellStart"/>
-                            <w:proofErr w:type="gramEnd"/>
-                            <w:r>
-                              <w:rPr>
-                                <w:rFonts w:ascii="Consolas" w:eastAsia="Consolas" w:hAnsi="Consolas" w:cs="Consolas"/>
-                                <w:color w:val="FFFFFF"/>
-                                <w:sz w:val="22"/>
-                                <w:szCs w:val="22"/>
-                              </w:rPr>
-                              <w:t>clk</w:t>
-                            </w:r>
-                            <w:proofErr w:type="spellEnd"/>
-                            <w:r>
-                              <w:rPr>
-                                <w:rFonts w:ascii="Consolas" w:eastAsia="Consolas" w:hAnsi="Consolas" w:cs="Consolas"/>
-                                <w:color w:val="FFFFFF"/>
-                                <w:sz w:val="22"/>
-                                <w:szCs w:val="22"/>
-                              </w:rPr>
-                              <w:t xml:space="preserve">     </w:t>
-                            </w:r>
-                            <w:proofErr w:type="gramStart"/>
-                            <w:r>
-                              <w:rPr>
-                                <w:rFonts w:ascii="Consolas" w:eastAsia="Consolas" w:hAnsi="Consolas" w:cs="Consolas"/>
-                                <w:color w:val="FFFFFF"/>
-                                <w:sz w:val="22"/>
-                                <w:szCs w:val="22"/>
-                              </w:rPr>
-                              <w:t xml:space="preserve">  )</w:t>
-                            </w:r>
-                            <w:proofErr w:type="gramEnd"/>
-                            <w:r>
-                              <w:rPr>
-                                <w:rFonts w:ascii="Consolas" w:eastAsia="Consolas" w:hAnsi="Consolas" w:cs="Consolas"/>
-                                <w:color w:val="FFFFFF"/>
-                                <w:sz w:val="22"/>
-                                <w:szCs w:val="22"/>
-                              </w:rPr>
-                              <w:t>,</w:t>
                             </w:r>
                           </w:p>
                           <w:p>
@@ -3567,98 +3032,7 @@
                                 <w:sz w:val="22"/>
                                 <w:szCs w:val="22"/>
                               </w:rPr>
-                              <w:t xml:space="preserve">      </w:t>
-                            </w:r>
-                            <w:proofErr w:type="gramStart"/>
-                            <w:r>
-                              <w:rPr>
-                                <w:rFonts w:ascii="Consolas" w:eastAsia="Consolas" w:hAnsi="Consolas" w:cs="Consolas"/>
-                                <w:color w:val="FFFFFF"/>
-                                <w:sz w:val="22"/>
-                                <w:szCs w:val="22"/>
-                              </w:rPr>
-                              <w:t>.</w:t>
-                            </w:r>
-                            <w:proofErr w:type="spellStart"/>
-                            <w:r>
-                              <w:rPr>
-                                <w:rFonts w:ascii="Consolas" w:eastAsia="Consolas" w:hAnsi="Consolas" w:cs="Consolas"/>
-                                <w:color w:val="FFFFFF"/>
-                                <w:sz w:val="22"/>
-                                <w:szCs w:val="22"/>
-                              </w:rPr>
-                              <w:t>arst</w:t>
-                            </w:r>
-                            <w:proofErr w:type="gramEnd"/>
-                            <w:r>
-                              <w:rPr>
-                                <w:rFonts w:ascii="Consolas" w:eastAsia="Consolas" w:hAnsi="Consolas" w:cs="Consolas"/>
-                                <w:color w:val="FFFFFF"/>
-                                <w:sz w:val="22"/>
-                                <w:szCs w:val="22"/>
-                              </w:rPr>
-                              <w:t>_</w:t>
-                            </w:r>
-                            <w:proofErr w:type="gramStart"/>
-                            <w:r>
-                              <w:rPr>
-                                <w:rFonts w:ascii="Consolas" w:eastAsia="Consolas" w:hAnsi="Consolas" w:cs="Consolas"/>
-                                <w:color w:val="FFFFFF"/>
-                                <w:sz w:val="22"/>
-                                <w:szCs w:val="22"/>
-                              </w:rPr>
-                              <w:t>n</w:t>
-                            </w:r>
-                            <w:proofErr w:type="spellEnd"/>
-                            <w:r>
-                              <w:rPr>
-                                <w:rFonts w:ascii="Consolas" w:eastAsia="Consolas" w:hAnsi="Consolas" w:cs="Consolas"/>
-                                <w:color w:val="FFFFFF"/>
-                                <w:sz w:val="22"/>
-                                <w:szCs w:val="22"/>
-                              </w:rPr>
-                              <w:t>(</w:t>
-                            </w:r>
-                            <w:proofErr w:type="spellStart"/>
-                            <w:proofErr w:type="gramEnd"/>
-                            <w:r>
-                              <w:rPr>
-                                <w:rFonts w:ascii="Consolas" w:eastAsia="Consolas" w:hAnsi="Consolas" w:cs="Consolas"/>
-                                <w:color w:val="FFFFFF"/>
-                                <w:sz w:val="22"/>
-                                <w:szCs w:val="22"/>
-                              </w:rPr>
-                              <w:t>arst_n</w:t>
-                            </w:r>
-                            <w:proofErr w:type="spellEnd"/>
-                            <w:r>
-                              <w:rPr>
-                                <w:rFonts w:ascii="Consolas" w:eastAsia="Consolas" w:hAnsi="Consolas" w:cs="Consolas"/>
-                                <w:color w:val="FFFFFF"/>
-                                <w:sz w:val="22"/>
-                                <w:szCs w:val="22"/>
-                              </w:rPr>
-                              <w:t xml:space="preserve">  </w:t>
-                            </w:r>
-                            <w:proofErr w:type="gramStart"/>
-                            <w:r>
-                              <w:rPr>
-                                <w:rFonts w:ascii="Consolas" w:eastAsia="Consolas" w:hAnsi="Consolas" w:cs="Consolas"/>
-                                <w:color w:val="FFFFFF"/>
-                                <w:sz w:val="22"/>
-                                <w:szCs w:val="22"/>
-                              </w:rPr>
-                              <w:t xml:space="preserve">  )</w:t>
-                            </w:r>
-                            <w:proofErr w:type="gramEnd"/>
-                            <w:r>
-                              <w:rPr>
-                                <w:rFonts w:ascii="Consolas" w:eastAsia="Consolas" w:hAnsi="Consolas" w:cs="Consolas"/>
-                                <w:color w:val="FFFFFF"/>
-                                <w:sz w:val="22"/>
-                                <w:szCs w:val="22"/>
-                              </w:rPr>
-                              <w:t>,</w:t>
+                              <w:t xml:space="preserve">      .clk   (clk       ),</w:t>
                             </w:r>
                           </w:p>
                           <w:p>
@@ -3678,58 +3052,7 @@
                                 <w:sz w:val="22"/>
                                 <w:szCs w:val="22"/>
                               </w:rPr>
-                              <w:t xml:space="preserve">      </w:t>
-                            </w:r>
-                            <w:proofErr w:type="gramStart"/>
-                            <w:r>
-                              <w:rPr>
-                                <w:rFonts w:ascii="Consolas" w:eastAsia="Consolas" w:hAnsi="Consolas" w:cs="Consolas"/>
-                                <w:color w:val="FFFFFF"/>
-                                <w:sz w:val="22"/>
-                                <w:szCs w:val="22"/>
-                              </w:rPr>
-                              <w:t>.din   (</w:t>
-                            </w:r>
-                            <w:proofErr w:type="spellStart"/>
-                            <w:proofErr w:type="gramEnd"/>
-                            <w:r>
-                              <w:rPr>
-                                <w:rFonts w:ascii="Consolas" w:eastAsia="Consolas" w:hAnsi="Consolas" w:cs="Consolas"/>
-                                <w:color w:val="FFFFFF"/>
-                                <w:sz w:val="22"/>
-                                <w:szCs w:val="22"/>
-                              </w:rPr>
-                              <w:t>signal_</w:t>
-                            </w:r>
-                            <w:proofErr w:type="gramStart"/>
-                            <w:r>
-                              <w:rPr>
-                                <w:rFonts w:ascii="Consolas" w:eastAsia="Consolas" w:hAnsi="Consolas" w:cs="Consolas"/>
-                                <w:color w:val="FFFFFF"/>
-                                <w:sz w:val="22"/>
-                                <w:szCs w:val="22"/>
-                              </w:rPr>
-                              <w:t>IF</w:t>
-                            </w:r>
-                            <w:proofErr w:type="spellEnd"/>
-                            <w:r>
-                              <w:rPr>
-                                <w:rFonts w:ascii="Consolas" w:eastAsia="Consolas" w:hAnsi="Consolas" w:cs="Consolas"/>
-                                <w:color w:val="FFFFFF"/>
-                                <w:sz w:val="22"/>
-                                <w:szCs w:val="22"/>
-                              </w:rPr>
-                              <w:t xml:space="preserve"> )</w:t>
-                            </w:r>
-                            <w:proofErr w:type="gramEnd"/>
-                            <w:r>
-                              <w:rPr>
-                                <w:rFonts w:ascii="Consolas" w:eastAsia="Consolas" w:hAnsi="Consolas" w:cs="Consolas"/>
-                                <w:color w:val="FFFFFF"/>
-                                <w:sz w:val="22"/>
-                                <w:szCs w:val="22"/>
-                              </w:rPr>
-                              <w:t>,</w:t>
+                              <w:t xml:space="preserve">      .arst_n(arst_n    ),</w:t>
                             </w:r>
                           </w:p>
                           <w:p>
@@ -3749,78 +3072,7 @@
                                 <w:sz w:val="22"/>
                                 <w:szCs w:val="22"/>
                               </w:rPr>
-                              <w:t xml:space="preserve">      </w:t>
-                            </w:r>
-                            <w:proofErr w:type="gramStart"/>
-                            <w:r>
-                              <w:rPr>
-                                <w:rFonts w:ascii="Consolas" w:eastAsia="Consolas" w:hAnsi="Consolas" w:cs="Consolas"/>
-                                <w:color w:val="FFFFFF"/>
-                                <w:sz w:val="22"/>
-                                <w:szCs w:val="22"/>
-                              </w:rPr>
-                              <w:t>.</w:t>
-                            </w:r>
-                            <w:proofErr w:type="spellStart"/>
-                            <w:r>
-                              <w:rPr>
-                                <w:rFonts w:ascii="Consolas" w:eastAsia="Consolas" w:hAnsi="Consolas" w:cs="Consolas"/>
-                                <w:color w:val="FFFFFF"/>
-                                <w:sz w:val="22"/>
-                                <w:szCs w:val="22"/>
-                              </w:rPr>
-                              <w:t>en</w:t>
-                            </w:r>
-                            <w:proofErr w:type="spellEnd"/>
-                            <w:proofErr w:type="gramEnd"/>
-                            <w:r>
-                              <w:rPr>
-                                <w:rFonts w:ascii="Consolas" w:eastAsia="Consolas" w:hAnsi="Consolas" w:cs="Consolas"/>
-                                <w:color w:val="FFFFFF"/>
-                                <w:sz w:val="22"/>
-                                <w:szCs w:val="22"/>
-                              </w:rPr>
-                              <w:t xml:space="preserve"> </w:t>
-                            </w:r>
-                            <w:proofErr w:type="gramStart"/>
-                            <w:r>
-                              <w:rPr>
-                                <w:rFonts w:ascii="Consolas" w:eastAsia="Consolas" w:hAnsi="Consolas" w:cs="Consolas"/>
-                                <w:color w:val="FFFFFF"/>
-                                <w:sz w:val="22"/>
-                                <w:szCs w:val="22"/>
-                              </w:rPr>
-                              <w:t xml:space="preserve">   (</w:t>
-                            </w:r>
-                            <w:proofErr w:type="gramEnd"/>
-                            <w:r>
-                              <w:rPr>
-                                <w:rFonts w:ascii="Consolas" w:eastAsia="Consolas" w:hAnsi="Consolas" w:cs="Consolas"/>
-                                <w:color w:val="FFFFFF"/>
-                                <w:sz w:val="22"/>
-                                <w:szCs w:val="22"/>
-                              </w:rPr>
-                              <w:t xml:space="preserve">enable  </w:t>
-                            </w:r>
-                            <w:proofErr w:type="gramStart"/>
-                            <w:r>
-                              <w:rPr>
-                                <w:rFonts w:ascii="Consolas" w:eastAsia="Consolas" w:hAnsi="Consolas" w:cs="Consolas"/>
-                                <w:color w:val="FFFFFF"/>
-                                <w:sz w:val="22"/>
-                                <w:szCs w:val="22"/>
-                              </w:rPr>
-                              <w:t xml:space="preserve">  )</w:t>
-                            </w:r>
-                            <w:proofErr w:type="gramEnd"/>
-                            <w:r>
-                              <w:rPr>
-                                <w:rFonts w:ascii="Consolas" w:eastAsia="Consolas" w:hAnsi="Consolas" w:cs="Consolas"/>
-                                <w:color w:val="FFFFFF"/>
-                                <w:sz w:val="22"/>
-                                <w:szCs w:val="22"/>
-                              </w:rPr>
-                              <w:t>,</w:t>
+                              <w:t xml:space="preserve">      .din   (signal_IF ),</w:t>
                             </w:r>
                           </w:p>
                           <w:p>
@@ -3840,70 +3092,8 @@
                                 <w:sz w:val="22"/>
                                 <w:szCs w:val="22"/>
                               </w:rPr>
-                              <w:t xml:space="preserve">      </w:t>
+                              <w:t xml:space="preserve">      .en    (enable    ),</w:t>
                             </w:r>
-                            <w:proofErr w:type="gramStart"/>
-                            <w:r>
-                              <w:rPr>
-                                <w:rFonts w:ascii="Consolas" w:eastAsia="Consolas" w:hAnsi="Consolas" w:cs="Consolas"/>
-                                <w:color w:val="FFFFFF"/>
-                                <w:sz w:val="22"/>
-                                <w:szCs w:val="22"/>
-                              </w:rPr>
-                              <w:t>.</w:t>
-                            </w:r>
-                            <w:proofErr w:type="spellStart"/>
-                            <w:r>
-                              <w:rPr>
-                                <w:rFonts w:ascii="Consolas" w:eastAsia="Consolas" w:hAnsi="Consolas" w:cs="Consolas"/>
-                                <w:color w:val="FFFFFF"/>
-                                <w:sz w:val="22"/>
-                                <w:szCs w:val="22"/>
-                              </w:rPr>
-                              <w:t>dout</w:t>
-                            </w:r>
-                            <w:proofErr w:type="spellEnd"/>
-                            <w:proofErr w:type="gramEnd"/>
-                            <w:r>
-                              <w:rPr>
-                                <w:rFonts w:ascii="Consolas" w:eastAsia="Consolas" w:hAnsi="Consolas" w:cs="Consolas"/>
-                                <w:color w:val="FFFFFF"/>
-                                <w:sz w:val="22"/>
-                                <w:szCs w:val="22"/>
-                              </w:rPr>
-                              <w:t xml:space="preserve">  (</w:t>
-                            </w:r>
-                            <w:proofErr w:type="spellStart"/>
-                            <w:r>
-                              <w:rPr>
-                                <w:rFonts w:ascii="Consolas" w:eastAsia="Consolas" w:hAnsi="Consolas" w:cs="Consolas"/>
-                                <w:color w:val="FFFFFF"/>
-                                <w:sz w:val="22"/>
-                                <w:szCs w:val="22"/>
-                              </w:rPr>
-                              <w:t>signal_</w:t>
-                            </w:r>
-                            <w:proofErr w:type="gramStart"/>
-                            <w:r>
-                              <w:rPr>
-                                <w:rFonts w:ascii="Consolas" w:eastAsia="Consolas" w:hAnsi="Consolas" w:cs="Consolas"/>
-                                <w:color w:val="FFFFFF"/>
-                                <w:sz w:val="22"/>
-                                <w:szCs w:val="22"/>
-                              </w:rPr>
-                              <w:t>ID</w:t>
-                            </w:r>
-                            <w:proofErr w:type="spellEnd"/>
-                            <w:r>
-                              <w:rPr>
-                                <w:rFonts w:ascii="Consolas" w:eastAsia="Consolas" w:hAnsi="Consolas" w:cs="Consolas"/>
-                                <w:color w:val="FFFFFF"/>
-                                <w:sz w:val="22"/>
-                                <w:szCs w:val="22"/>
-                              </w:rPr>
-                              <w:t xml:space="preserve"> )</w:t>
-                            </w:r>
-                            <w:proofErr w:type="gramEnd"/>
                           </w:p>
                           <w:p>
                             <w:pPr>
@@ -3922,9 +3112,19 @@
                                 <w:sz w:val="22"/>
                                 <w:szCs w:val="22"/>
                               </w:rPr>
-                              <w:t xml:space="preserve">   </w:t>
+                              <w:t xml:space="preserve">      .dout  (signal_ID )</w:t>
                             </w:r>
-                            <w:proofErr w:type="gramStart"/>
+                          </w:p>
+                          <w:p>
+                            <w:pPr>
+                              <w:spacing w:before="0" w:after="0" w:line="240" w:lineRule="auto"/>
+                              <w:jc w:val="both"/>
+                              <w:textDirection w:val="btLr"/>
+                              <w:rPr>
+                                <w:sz w:val="22"/>
+                                <w:szCs w:val="22"/>
+                              </w:rPr>
+                            </w:pPr>
                             <w:r>
                               <w:rPr>
                                 <w:rFonts w:ascii="Consolas" w:eastAsia="Consolas" w:hAnsi="Consolas" w:cs="Consolas"/>
@@ -3932,9 +3132,8 @@
                                 <w:sz w:val="22"/>
                                 <w:szCs w:val="22"/>
                               </w:rPr>
-                              <w:t>);</w:t>
+                              <w:t xml:space="preserve">   );</w:t>
                             </w:r>
-                            <w:proofErr w:type="gramEnd"/>
                           </w:p>
                         </w:txbxContent>
                       </wps:txbx>
@@ -3969,7 +3168,6 @@
                           <w:lang w:val="nl-NL"/>
                         </w:rPr>
                       </w:pPr>
-                      <w:proofErr w:type="gramStart"/>
                       <w:r>
                         <w:rPr>
                           <w:rFonts w:ascii="Consolas" w:eastAsia="Consolas" w:hAnsi="Consolas" w:cs="Consolas"/>
@@ -3978,20 +3176,8 @@
                           <w:szCs w:val="22"/>
                           <w:lang w:val="nl-NL"/>
                         </w:rPr>
-                        <w:t>reg</w:t>
+                        <w:t>reg_arstn_en</w:t>
                       </w:r>
-                      <w:proofErr w:type="gramEnd"/>
-                      <w:r>
-                        <w:rPr>
-                          <w:rFonts w:ascii="Consolas" w:eastAsia="Consolas" w:hAnsi="Consolas" w:cs="Consolas"/>
-                          <w:color w:val="00B0F0"/>
-                          <w:sz w:val="22"/>
-                          <w:szCs w:val="22"/>
-                          <w:lang w:val="nl-NL"/>
-                        </w:rPr>
-                        <w:t>_arstn_en</w:t>
-                      </w:r>
-                      <w:proofErr w:type="gramStart"/>
                       <w:r>
                         <w:rPr>
                           <w:rFonts w:ascii="Consolas" w:eastAsia="Consolas" w:hAnsi="Consolas" w:cs="Consolas"/>
@@ -4002,7 +3188,6 @@
                         </w:rPr>
                         <w:t>#(</w:t>
                       </w:r>
-                      <w:proofErr w:type="gramEnd"/>
                     </w:p>
                     <w:p>
                       <w:pPr>
@@ -4024,29 +3209,7 @@
                           <w:szCs w:val="22"/>
                           <w:lang w:val="nl-NL"/>
                         </w:rPr>
-                        <w:t>.DATA_</w:t>
-                      </w:r>
-                      <w:proofErr w:type="gramStart"/>
-                      <w:r>
-                        <w:rPr>
-                          <w:rFonts w:ascii="Consolas" w:eastAsia="Consolas" w:hAnsi="Consolas" w:cs="Consolas"/>
-                          <w:color w:val="FFFFFF"/>
-                          <w:sz w:val="22"/>
-                          <w:szCs w:val="22"/>
-                          <w:lang w:val="nl-NL"/>
-                        </w:rPr>
-                        <w:t>W(</w:t>
-                      </w:r>
-                      <w:proofErr w:type="gramEnd"/>
-                      <w:r>
-                        <w:rPr>
-                          <w:rFonts w:ascii="Consolas" w:eastAsia="Consolas" w:hAnsi="Consolas" w:cs="Consolas"/>
-                          <w:color w:val="FFFFFF"/>
-                          <w:sz w:val="22"/>
-                          <w:szCs w:val="22"/>
-                          <w:lang w:val="nl-NL"/>
-                        </w:rPr>
-                        <w:t>16)</w:t>
+                        <w:t>.DATA_W(16)</w:t>
                       </w:r>
                     </w:p>
                     <w:p>
@@ -4068,8 +3231,6 @@
                         </w:rPr>
                         <w:t xml:space="preserve">) </w:t>
                       </w:r>
-                      <w:proofErr w:type="spellStart"/>
-                      <w:proofErr w:type="gramStart"/>
                       <w:r>
                         <w:rPr>
                           <w:rFonts w:ascii="Consolas" w:eastAsia="Consolas" w:hAnsi="Consolas" w:cs="Consolas"/>
@@ -4077,29 +3238,8 @@
                           <w:sz w:val="22"/>
                           <w:szCs w:val="22"/>
                         </w:rPr>
-                        <w:t>signal</w:t>
+                        <w:t>signal_pipe_ID_EX</w:t>
                       </w:r>
-                      <w:proofErr w:type="gramEnd"/>
-                      <w:r>
-                        <w:rPr>
-                          <w:rFonts w:ascii="Consolas" w:eastAsia="Consolas" w:hAnsi="Consolas" w:cs="Consolas"/>
-                          <w:color w:val="00B0F0"/>
-                          <w:sz w:val="22"/>
-                          <w:szCs w:val="22"/>
-                        </w:rPr>
-                        <w:t>_pipe_ID_</w:t>
-                      </w:r>
-                      <w:proofErr w:type="gramStart"/>
-                      <w:r>
-                        <w:rPr>
-                          <w:rFonts w:ascii="Consolas" w:eastAsia="Consolas" w:hAnsi="Consolas" w:cs="Consolas"/>
-                          <w:color w:val="00B0F0"/>
-                          <w:sz w:val="22"/>
-                          <w:szCs w:val="22"/>
-                        </w:rPr>
-                        <w:t>EX</w:t>
-                      </w:r>
-                      <w:proofErr w:type="spellEnd"/>
                       <w:r>
                         <w:rPr>
                           <w:rFonts w:ascii="Consolas" w:eastAsia="Consolas" w:hAnsi="Consolas" w:cs="Consolas"/>
@@ -4108,98 +3248,6 @@
                           <w:szCs w:val="22"/>
                         </w:rPr>
                         <w:t>(</w:t>
-                      </w:r>
-                      <w:proofErr w:type="gramEnd"/>
-                    </w:p>
-                    <w:p>
-                      <w:pPr>
-                        <w:spacing w:before="0" w:after="0" w:line="240" w:lineRule="auto"/>
-                        <w:jc w:val="both"/>
-                        <w:textDirection w:val="btLr"/>
-                        <w:rPr>
-                          <w:sz w:val="22"/>
-                          <w:szCs w:val="22"/>
-                        </w:rPr>
-                      </w:pPr>
-                      <w:r>
-                        <w:rPr>
-                          <w:rFonts w:ascii="Consolas" w:eastAsia="Consolas" w:hAnsi="Consolas" w:cs="Consolas"/>
-                          <w:color w:val="FFFFFF"/>
-                          <w:sz w:val="22"/>
-                          <w:szCs w:val="22"/>
-                        </w:rPr>
-                        <w:t xml:space="preserve">      </w:t>
-                      </w:r>
-                      <w:proofErr w:type="gramStart"/>
-                      <w:r>
-                        <w:rPr>
-                          <w:rFonts w:ascii="Consolas" w:eastAsia="Consolas" w:hAnsi="Consolas" w:cs="Consolas"/>
-                          <w:color w:val="FFFFFF"/>
-                          <w:sz w:val="22"/>
-                          <w:szCs w:val="22"/>
-                        </w:rPr>
-                        <w:t>.</w:t>
-                      </w:r>
-                      <w:proofErr w:type="spellStart"/>
-                      <w:r>
-                        <w:rPr>
-                          <w:rFonts w:ascii="Consolas" w:eastAsia="Consolas" w:hAnsi="Consolas" w:cs="Consolas"/>
-                          <w:color w:val="FFFFFF"/>
-                          <w:sz w:val="22"/>
-                          <w:szCs w:val="22"/>
-                        </w:rPr>
-                        <w:t>clk</w:t>
-                      </w:r>
-                      <w:proofErr w:type="spellEnd"/>
-                      <w:r>
-                        <w:rPr>
-                          <w:rFonts w:ascii="Consolas" w:eastAsia="Consolas" w:hAnsi="Consolas" w:cs="Consolas"/>
-                          <w:color w:val="FFFFFF"/>
-                          <w:sz w:val="22"/>
-                          <w:szCs w:val="22"/>
-                        </w:rPr>
-                        <w:t xml:space="preserve">   (</w:t>
-                      </w:r>
-                      <w:proofErr w:type="spellStart"/>
-                      <w:proofErr w:type="gramEnd"/>
-                      <w:r>
-                        <w:rPr>
-                          <w:rFonts w:ascii="Consolas" w:eastAsia="Consolas" w:hAnsi="Consolas" w:cs="Consolas"/>
-                          <w:color w:val="FFFFFF"/>
-                          <w:sz w:val="22"/>
-                          <w:szCs w:val="22"/>
-                        </w:rPr>
-                        <w:t>clk</w:t>
-                      </w:r>
-                      <w:proofErr w:type="spellEnd"/>
-                      <w:r>
-                        <w:rPr>
-                          <w:rFonts w:ascii="Consolas" w:eastAsia="Consolas" w:hAnsi="Consolas" w:cs="Consolas"/>
-                          <w:color w:val="FFFFFF"/>
-                          <w:sz w:val="22"/>
-                          <w:szCs w:val="22"/>
-                        </w:rPr>
-                        <w:t xml:space="preserve">     </w:t>
-                      </w:r>
-                      <w:proofErr w:type="gramStart"/>
-                      <w:r>
-                        <w:rPr>
-                          <w:rFonts w:ascii="Consolas" w:eastAsia="Consolas" w:hAnsi="Consolas" w:cs="Consolas"/>
-                          <w:color w:val="FFFFFF"/>
-                          <w:sz w:val="22"/>
-                          <w:szCs w:val="22"/>
-                        </w:rPr>
-                        <w:t xml:space="preserve">  )</w:t>
-                      </w:r>
-                      <w:proofErr w:type="gramEnd"/>
-                      <w:r>
-                        <w:rPr>
-                          <w:rFonts w:ascii="Consolas" w:eastAsia="Consolas" w:hAnsi="Consolas" w:cs="Consolas"/>
-                          <w:color w:val="FFFFFF"/>
-                          <w:sz w:val="22"/>
-                          <w:szCs w:val="22"/>
-                        </w:rPr>
-                        <w:t>,</w:t>
                       </w:r>
                     </w:p>
                     <w:p>
@@ -4219,98 +3267,7 @@
                           <w:sz w:val="22"/>
                           <w:szCs w:val="22"/>
                         </w:rPr>
-                        <w:t xml:space="preserve">      </w:t>
-                      </w:r>
-                      <w:proofErr w:type="gramStart"/>
-                      <w:r>
-                        <w:rPr>
-                          <w:rFonts w:ascii="Consolas" w:eastAsia="Consolas" w:hAnsi="Consolas" w:cs="Consolas"/>
-                          <w:color w:val="FFFFFF"/>
-                          <w:sz w:val="22"/>
-                          <w:szCs w:val="22"/>
-                        </w:rPr>
-                        <w:t>.</w:t>
-                      </w:r>
-                      <w:proofErr w:type="spellStart"/>
-                      <w:r>
-                        <w:rPr>
-                          <w:rFonts w:ascii="Consolas" w:eastAsia="Consolas" w:hAnsi="Consolas" w:cs="Consolas"/>
-                          <w:color w:val="FFFFFF"/>
-                          <w:sz w:val="22"/>
-                          <w:szCs w:val="22"/>
-                        </w:rPr>
-                        <w:t>arst</w:t>
-                      </w:r>
-                      <w:proofErr w:type="gramEnd"/>
-                      <w:r>
-                        <w:rPr>
-                          <w:rFonts w:ascii="Consolas" w:eastAsia="Consolas" w:hAnsi="Consolas" w:cs="Consolas"/>
-                          <w:color w:val="FFFFFF"/>
-                          <w:sz w:val="22"/>
-                          <w:szCs w:val="22"/>
-                        </w:rPr>
-                        <w:t>_</w:t>
-                      </w:r>
-                      <w:proofErr w:type="gramStart"/>
-                      <w:r>
-                        <w:rPr>
-                          <w:rFonts w:ascii="Consolas" w:eastAsia="Consolas" w:hAnsi="Consolas" w:cs="Consolas"/>
-                          <w:color w:val="FFFFFF"/>
-                          <w:sz w:val="22"/>
-                          <w:szCs w:val="22"/>
-                        </w:rPr>
-                        <w:t>n</w:t>
-                      </w:r>
-                      <w:proofErr w:type="spellEnd"/>
-                      <w:r>
-                        <w:rPr>
-                          <w:rFonts w:ascii="Consolas" w:eastAsia="Consolas" w:hAnsi="Consolas" w:cs="Consolas"/>
-                          <w:color w:val="FFFFFF"/>
-                          <w:sz w:val="22"/>
-                          <w:szCs w:val="22"/>
-                        </w:rPr>
-                        <w:t>(</w:t>
-                      </w:r>
-                      <w:proofErr w:type="spellStart"/>
-                      <w:proofErr w:type="gramEnd"/>
-                      <w:r>
-                        <w:rPr>
-                          <w:rFonts w:ascii="Consolas" w:eastAsia="Consolas" w:hAnsi="Consolas" w:cs="Consolas"/>
-                          <w:color w:val="FFFFFF"/>
-                          <w:sz w:val="22"/>
-                          <w:szCs w:val="22"/>
-                        </w:rPr>
-                        <w:t>arst_n</w:t>
-                      </w:r>
-                      <w:proofErr w:type="spellEnd"/>
-                      <w:r>
-                        <w:rPr>
-                          <w:rFonts w:ascii="Consolas" w:eastAsia="Consolas" w:hAnsi="Consolas" w:cs="Consolas"/>
-                          <w:color w:val="FFFFFF"/>
-                          <w:sz w:val="22"/>
-                          <w:szCs w:val="22"/>
-                        </w:rPr>
-                        <w:t xml:space="preserve">  </w:t>
-                      </w:r>
-                      <w:proofErr w:type="gramStart"/>
-                      <w:r>
-                        <w:rPr>
-                          <w:rFonts w:ascii="Consolas" w:eastAsia="Consolas" w:hAnsi="Consolas" w:cs="Consolas"/>
-                          <w:color w:val="FFFFFF"/>
-                          <w:sz w:val="22"/>
-                          <w:szCs w:val="22"/>
-                        </w:rPr>
-                        <w:t xml:space="preserve">  )</w:t>
-                      </w:r>
-                      <w:proofErr w:type="gramEnd"/>
-                      <w:r>
-                        <w:rPr>
-                          <w:rFonts w:ascii="Consolas" w:eastAsia="Consolas" w:hAnsi="Consolas" w:cs="Consolas"/>
-                          <w:color w:val="FFFFFF"/>
-                          <w:sz w:val="22"/>
-                          <w:szCs w:val="22"/>
-                        </w:rPr>
-                        <w:t>,</w:t>
+                        <w:t xml:space="preserve">      .clk   (clk       ),</w:t>
                       </w:r>
                     </w:p>
                     <w:p>
@@ -4330,58 +3287,7 @@
                           <w:sz w:val="22"/>
                           <w:szCs w:val="22"/>
                         </w:rPr>
-                        <w:t xml:space="preserve">      </w:t>
-                      </w:r>
-                      <w:proofErr w:type="gramStart"/>
-                      <w:r>
-                        <w:rPr>
-                          <w:rFonts w:ascii="Consolas" w:eastAsia="Consolas" w:hAnsi="Consolas" w:cs="Consolas"/>
-                          <w:color w:val="FFFFFF"/>
-                          <w:sz w:val="22"/>
-                          <w:szCs w:val="22"/>
-                        </w:rPr>
-                        <w:t>.din   (</w:t>
-                      </w:r>
-                      <w:proofErr w:type="spellStart"/>
-                      <w:proofErr w:type="gramEnd"/>
-                      <w:r>
-                        <w:rPr>
-                          <w:rFonts w:ascii="Consolas" w:eastAsia="Consolas" w:hAnsi="Consolas" w:cs="Consolas"/>
-                          <w:color w:val="FFFFFF"/>
-                          <w:sz w:val="22"/>
-                          <w:szCs w:val="22"/>
-                        </w:rPr>
-                        <w:t>signal_</w:t>
-                      </w:r>
-                      <w:proofErr w:type="gramStart"/>
-                      <w:r>
-                        <w:rPr>
-                          <w:rFonts w:ascii="Consolas" w:eastAsia="Consolas" w:hAnsi="Consolas" w:cs="Consolas"/>
-                          <w:color w:val="FFFFFF"/>
-                          <w:sz w:val="22"/>
-                          <w:szCs w:val="22"/>
-                        </w:rPr>
-                        <w:t>IF</w:t>
-                      </w:r>
-                      <w:proofErr w:type="spellEnd"/>
-                      <w:r>
-                        <w:rPr>
-                          <w:rFonts w:ascii="Consolas" w:eastAsia="Consolas" w:hAnsi="Consolas" w:cs="Consolas"/>
-                          <w:color w:val="FFFFFF"/>
-                          <w:sz w:val="22"/>
-                          <w:szCs w:val="22"/>
-                        </w:rPr>
-                        <w:t xml:space="preserve"> )</w:t>
-                      </w:r>
-                      <w:proofErr w:type="gramEnd"/>
-                      <w:r>
-                        <w:rPr>
-                          <w:rFonts w:ascii="Consolas" w:eastAsia="Consolas" w:hAnsi="Consolas" w:cs="Consolas"/>
-                          <w:color w:val="FFFFFF"/>
-                          <w:sz w:val="22"/>
-                          <w:szCs w:val="22"/>
-                        </w:rPr>
-                        <w:t>,</w:t>
+                        <w:t xml:space="preserve">      .arst_n(arst_n    ),</w:t>
                       </w:r>
                     </w:p>
                     <w:p>
@@ -4401,78 +3307,7 @@
                           <w:sz w:val="22"/>
                           <w:szCs w:val="22"/>
                         </w:rPr>
-                        <w:t xml:space="preserve">      </w:t>
-                      </w:r>
-                      <w:proofErr w:type="gramStart"/>
-                      <w:r>
-                        <w:rPr>
-                          <w:rFonts w:ascii="Consolas" w:eastAsia="Consolas" w:hAnsi="Consolas" w:cs="Consolas"/>
-                          <w:color w:val="FFFFFF"/>
-                          <w:sz w:val="22"/>
-                          <w:szCs w:val="22"/>
-                        </w:rPr>
-                        <w:t>.</w:t>
-                      </w:r>
-                      <w:proofErr w:type="spellStart"/>
-                      <w:r>
-                        <w:rPr>
-                          <w:rFonts w:ascii="Consolas" w:eastAsia="Consolas" w:hAnsi="Consolas" w:cs="Consolas"/>
-                          <w:color w:val="FFFFFF"/>
-                          <w:sz w:val="22"/>
-                          <w:szCs w:val="22"/>
-                        </w:rPr>
-                        <w:t>en</w:t>
-                      </w:r>
-                      <w:proofErr w:type="spellEnd"/>
-                      <w:proofErr w:type="gramEnd"/>
-                      <w:r>
-                        <w:rPr>
-                          <w:rFonts w:ascii="Consolas" w:eastAsia="Consolas" w:hAnsi="Consolas" w:cs="Consolas"/>
-                          <w:color w:val="FFFFFF"/>
-                          <w:sz w:val="22"/>
-                          <w:szCs w:val="22"/>
-                        </w:rPr>
-                        <w:t xml:space="preserve"> </w:t>
-                      </w:r>
-                      <w:proofErr w:type="gramStart"/>
-                      <w:r>
-                        <w:rPr>
-                          <w:rFonts w:ascii="Consolas" w:eastAsia="Consolas" w:hAnsi="Consolas" w:cs="Consolas"/>
-                          <w:color w:val="FFFFFF"/>
-                          <w:sz w:val="22"/>
-                          <w:szCs w:val="22"/>
-                        </w:rPr>
-                        <w:t xml:space="preserve">   (</w:t>
-                      </w:r>
-                      <w:proofErr w:type="gramEnd"/>
-                      <w:r>
-                        <w:rPr>
-                          <w:rFonts w:ascii="Consolas" w:eastAsia="Consolas" w:hAnsi="Consolas" w:cs="Consolas"/>
-                          <w:color w:val="FFFFFF"/>
-                          <w:sz w:val="22"/>
-                          <w:szCs w:val="22"/>
-                        </w:rPr>
-                        <w:t xml:space="preserve">enable  </w:t>
-                      </w:r>
-                      <w:proofErr w:type="gramStart"/>
-                      <w:r>
-                        <w:rPr>
-                          <w:rFonts w:ascii="Consolas" w:eastAsia="Consolas" w:hAnsi="Consolas" w:cs="Consolas"/>
-                          <w:color w:val="FFFFFF"/>
-                          <w:sz w:val="22"/>
-                          <w:szCs w:val="22"/>
-                        </w:rPr>
-                        <w:t xml:space="preserve">  )</w:t>
-                      </w:r>
-                      <w:proofErr w:type="gramEnd"/>
-                      <w:r>
-                        <w:rPr>
-                          <w:rFonts w:ascii="Consolas" w:eastAsia="Consolas" w:hAnsi="Consolas" w:cs="Consolas"/>
-                          <w:color w:val="FFFFFF"/>
-                          <w:sz w:val="22"/>
-                          <w:szCs w:val="22"/>
-                        </w:rPr>
-                        <w:t>,</w:t>
+                        <w:t xml:space="preserve">      .din   (signal_IF ),</w:t>
                       </w:r>
                     </w:p>
                     <w:p>
@@ -4492,70 +3327,8 @@
                           <w:sz w:val="22"/>
                           <w:szCs w:val="22"/>
                         </w:rPr>
-                        <w:t xml:space="preserve">      </w:t>
+                        <w:t xml:space="preserve">      .en    (enable    ),</w:t>
                       </w:r>
-                      <w:proofErr w:type="gramStart"/>
-                      <w:r>
-                        <w:rPr>
-                          <w:rFonts w:ascii="Consolas" w:eastAsia="Consolas" w:hAnsi="Consolas" w:cs="Consolas"/>
-                          <w:color w:val="FFFFFF"/>
-                          <w:sz w:val="22"/>
-                          <w:szCs w:val="22"/>
-                        </w:rPr>
-                        <w:t>.</w:t>
-                      </w:r>
-                      <w:proofErr w:type="spellStart"/>
-                      <w:r>
-                        <w:rPr>
-                          <w:rFonts w:ascii="Consolas" w:eastAsia="Consolas" w:hAnsi="Consolas" w:cs="Consolas"/>
-                          <w:color w:val="FFFFFF"/>
-                          <w:sz w:val="22"/>
-                          <w:szCs w:val="22"/>
-                        </w:rPr>
-                        <w:t>dout</w:t>
-                      </w:r>
-                      <w:proofErr w:type="spellEnd"/>
-                      <w:proofErr w:type="gramEnd"/>
-                      <w:r>
-                        <w:rPr>
-                          <w:rFonts w:ascii="Consolas" w:eastAsia="Consolas" w:hAnsi="Consolas" w:cs="Consolas"/>
-                          <w:color w:val="FFFFFF"/>
-                          <w:sz w:val="22"/>
-                          <w:szCs w:val="22"/>
-                        </w:rPr>
-                        <w:t xml:space="preserve">  (</w:t>
-                      </w:r>
-                      <w:proofErr w:type="spellStart"/>
-                      <w:r>
-                        <w:rPr>
-                          <w:rFonts w:ascii="Consolas" w:eastAsia="Consolas" w:hAnsi="Consolas" w:cs="Consolas"/>
-                          <w:color w:val="FFFFFF"/>
-                          <w:sz w:val="22"/>
-                          <w:szCs w:val="22"/>
-                        </w:rPr>
-                        <w:t>signal_</w:t>
-                      </w:r>
-                      <w:proofErr w:type="gramStart"/>
-                      <w:r>
-                        <w:rPr>
-                          <w:rFonts w:ascii="Consolas" w:eastAsia="Consolas" w:hAnsi="Consolas" w:cs="Consolas"/>
-                          <w:color w:val="FFFFFF"/>
-                          <w:sz w:val="22"/>
-                          <w:szCs w:val="22"/>
-                        </w:rPr>
-                        <w:t>ID</w:t>
-                      </w:r>
-                      <w:proofErr w:type="spellEnd"/>
-                      <w:r>
-                        <w:rPr>
-                          <w:rFonts w:ascii="Consolas" w:eastAsia="Consolas" w:hAnsi="Consolas" w:cs="Consolas"/>
-                          <w:color w:val="FFFFFF"/>
-                          <w:sz w:val="22"/>
-                          <w:szCs w:val="22"/>
-                        </w:rPr>
-                        <w:t xml:space="preserve"> )</w:t>
-                      </w:r>
-                      <w:proofErr w:type="gramEnd"/>
                     </w:p>
                     <w:p>
                       <w:pPr>
@@ -4574,9 +3347,19 @@
                           <w:sz w:val="22"/>
                           <w:szCs w:val="22"/>
                         </w:rPr>
-                        <w:t xml:space="preserve">   </w:t>
+                        <w:t xml:space="preserve">      .dout  (signal_ID )</w:t>
                       </w:r>
-                      <w:proofErr w:type="gramStart"/>
+                    </w:p>
+                    <w:p>
+                      <w:pPr>
+                        <w:spacing w:before="0" w:after="0" w:line="240" w:lineRule="auto"/>
+                        <w:jc w:val="both"/>
+                        <w:textDirection w:val="btLr"/>
+                        <w:rPr>
+                          <w:sz w:val="22"/>
+                          <w:szCs w:val="22"/>
+                        </w:rPr>
+                      </w:pPr>
                       <w:r>
                         <w:rPr>
                           <w:rFonts w:ascii="Consolas" w:eastAsia="Consolas" w:hAnsi="Consolas" w:cs="Consolas"/>
@@ -4584,9 +3367,8 @@
                           <w:sz w:val="22"/>
                           <w:szCs w:val="22"/>
                         </w:rPr>
-                        <w:t>);</w:t>
+                        <w:t xml:space="preserve">   );</w:t>
                       </w:r>
-                      <w:proofErr w:type="gramEnd"/>
                     </w:p>
                   </w:txbxContent>
                 </v:textbox>
@@ -4602,7 +3384,6 @@
         </w:rPr>
         <w:t xml:space="preserve">Insert the pipelined registers where necessary, using the module </w:t>
       </w:r>
-      <w:proofErr w:type="spellStart"/>
       <w:r>
         <w:rPr>
           <w:i/>
@@ -4611,26 +3392,11 @@
         </w:rPr>
         <w:t>reg_arstn_en</w:t>
       </w:r>
-      <w:proofErr w:type="spellEnd"/>
-      <w:r>
-        <w:rPr>
-          <w:color w:val="00000A"/>
-        </w:rPr>
-        <w:t xml:space="preserve">. This module implements a register with variable width, which is set through the parameter DATA_W. See the </w:t>
-      </w:r>
-      <w:proofErr w:type="gramStart"/>
-      <w:r>
-        <w:rPr>
-          <w:color w:val="00000A"/>
-        </w:rPr>
-        <w:t>inset</w:t>
-      </w:r>
-      <w:proofErr w:type="gramEnd"/>
-      <w:r>
-        <w:rPr>
-          <w:color w:val="00000A"/>
-        </w:rPr>
-        <w:t xml:space="preserve"> on the </w:t>
+      <w:r>
+        <w:rPr>
+          <w:color w:val="00000A"/>
+        </w:rPr>
+        <w:t xml:space="preserve">. This module implements a register with variable width, which is set through the parameter DATA_W. See the inset on the </w:t>
       </w:r>
       <w:r>
         <w:rPr>
@@ -4644,7 +3410,6 @@
         </w:rPr>
         <w:t xml:space="preserve">for an example for such a pipelined register between the Fetching (signals </w:t>
       </w:r>
-      <w:proofErr w:type="spellStart"/>
       <w:r>
         <w:rPr>
           <w:i/>
@@ -4653,14 +3418,12 @@
         </w:rPr>
         <w:t>signal_IF</w:t>
       </w:r>
-      <w:proofErr w:type="spellEnd"/>
       <w:r>
         <w:rPr>
           <w:color w:val="00000A"/>
         </w:rPr>
         <w:t>) and Decode stage (</w:t>
       </w:r>
-      <w:proofErr w:type="spellStart"/>
       <w:r>
         <w:rPr>
           <w:i/>
@@ -4669,7 +3432,6 @@
         </w:rPr>
         <w:t>signal_ID</w:t>
       </w:r>
-      <w:proofErr w:type="spellEnd"/>
       <w:r>
         <w:rPr>
           <w:color w:val="00000A"/>
@@ -4730,21 +3492,7 @@
         <w:rPr>
           <w:color w:val="00000A"/>
         </w:rPr>
-        <w:t xml:space="preserve">Afterwards, open the </w:t>
-      </w:r>
-      <w:proofErr w:type="spellStart"/>
-      <w:r>
-        <w:rPr>
-          <w:color w:val="00000A"/>
-        </w:rPr>
-        <w:t>Jupyter</w:t>
-      </w:r>
-      <w:proofErr w:type="spellEnd"/>
-      <w:r>
-        <w:rPr>
-          <w:color w:val="00000A"/>
-        </w:rPr>
-        <w:t xml:space="preserve"> Notebook to run through the complete backend flow. Try to understand the general idea of the flow. Note down the timing and area info after Logic Synthesis step. Then track the change of timing and area in the reports of subsequent steps, and reason </w:t>
+        <w:t xml:space="preserve">Afterwards, open the Jupyter Notebook to run through the complete backend flow. Try to understand the general idea of the flow. Note down the timing and area info after Logic Synthesis step. Then track the change of timing and area in the reports of subsequent steps, and reason </w:t>
       </w:r>
       <w:r>
         <w:rPr>
@@ -4785,7 +3533,7 @@
           <w:noProof/>
         </w:rPr>
         <w:drawing>
-          <wp:inline distT="0" distB="0" distL="0" distR="0" wp14:anchorId="4F87C923" wp14:editId="06887C2F">
+          <wp:inline distT="0" distB="0" distL="0" distR="0" wp14:anchorId="4F87C923" wp14:editId="65492765">
             <wp:extent cx="1577340" cy="1720531"/>
             <wp:effectExtent l="0" t="0" r="3810" b="0"/>
             <wp:docPr id="10" name="Picture 10" descr="Diagram&#10;&#10;Description automatically generated"/>
@@ -4943,21 +3691,7 @@
         <w:rPr>
           <w:color w:val="00000A"/>
         </w:rPr>
-        <w:t xml:space="preserve">Finally, open the </w:t>
-      </w:r>
-      <w:proofErr w:type="spellStart"/>
-      <w:r>
-        <w:rPr>
-          <w:color w:val="00000A"/>
-        </w:rPr>
-        <w:t>Jupyter</w:t>
-      </w:r>
-      <w:proofErr w:type="spellEnd"/>
-      <w:r>
-        <w:rPr>
-          <w:color w:val="00000A"/>
-        </w:rPr>
-        <w:t xml:space="preserve"> Notebook to run through synthesis steps and compare the results with the previous implementations. If you are interested, you can also run through the entire backend flow for better comparison</w:t>
+        <w:t>Finally, open the Jupyter Notebook to run through synthesis steps and compare the results with the previous implementations. If you are interested, you can also run through the entire backend flow for better comparison</w:t>
       </w:r>
       <w:r>
         <w:rPr>
@@ -5000,23 +3734,7 @@
     </w:p>
     <w:p>
       <w:r>
-        <w:t xml:space="preserve">This last exercise aims at demonstrating </w:t>
-      </w:r>
-      <w:proofErr w:type="gramStart"/>
-      <w:r>
-        <w:t>how an architecture</w:t>
-      </w:r>
-      <w:proofErr w:type="gramEnd"/>
-      <w:r>
-        <w:t xml:space="preserve"> can leverage the structure of a program to speed up its execution. To do so, </w:t>
-      </w:r>
-      <w:proofErr w:type="gramStart"/>
-      <w:r>
-        <w:t>your</w:t>
-      </w:r>
-      <w:proofErr w:type="gramEnd"/>
-      <w:r>
-        <w:t xml:space="preserve"> will accelerate the execution of the following matrix-matrix multiplication:</w:t>
+        <w:t>This last exercise aims at demonstrating how an architecture can leverage the structure of a program to speed up its execution. To do so, your will accelerate the execution of the following matrix-matrix multiplication:</w:t>
       </w:r>
     </w:p>
     <w:p>
@@ -10370,28 +9088,28 @@
 </file>
 
 <file path=customXml/item1.xml><?xml version="1.0" encoding="utf-8"?>
+<b:Sources xmlns:b="http://schemas.openxmlformats.org/officeDocument/2006/bibliography" xmlns="http://schemas.openxmlformats.org/officeDocument/2006/bibliography" SelectedStyle="\APASixthEditionOfficeOnline.xsl" StyleName="APA" Version="6"/>
+</file>
+
+<file path=customXml/item2.xml><?xml version="1.0" encoding="utf-8"?>
 <go:gDocsCustomXmlDataStorage xmlns:go="http://customooxmlschemas.google.com/" xmlns:r="http://schemas.openxmlformats.org/officeDocument/2006/relationships">
   <go:docsCustomData xmlns:go="http://customooxmlschemas.google.com/" roundtripDataSignature="AMtx7mizMHRq/zFC6MSNCxsz+bG1qian2A==">AMUW2mV+hLouLF/6tVxhbCXi/b3uhpsmMDe0LNucb7OnX9ln+wl/VMUnEXEIGU+PYAjQdA9Zm8/CXj6tUeyFsaz0AHuOwRaL3MD1Ic2LvwVjSXnE0K4DOyWHQ6EOuk8aAoAgbUlGkP/uhjQCykfGSIJRle+ipEaB/w==</go:docsCustomData>
 </go:gDocsCustomXmlDataStorage>
 </file>
 
-<file path=customXml/item2.xml><?xml version="1.0" encoding="utf-8"?>
-<b:Sources xmlns:b="http://schemas.openxmlformats.org/officeDocument/2006/bibliography" xmlns="http://schemas.openxmlformats.org/officeDocument/2006/bibliography" SelectedStyle="\APASixthEditionOfficeOnline.xsl" StyleName="APA" Version="6"/>
+<file path=customXml/itemProps1.xml><?xml version="1.0" encoding="utf-8"?>
+<ds:datastoreItem xmlns:ds="http://schemas.openxmlformats.org/officeDocument/2006/customXml" ds:itemID="{339D8CD9-731C-424A-9A59-7A5A71749D88}">
+  <ds:schemaRefs>
+    <ds:schemaRef ds:uri="http://schemas.openxmlformats.org/officeDocument/2006/bibliography"/>
+  </ds:schemaRefs>
+</ds:datastoreItem>
 </file>
 
-<file path=customXml/itemProps1.xml><?xml version="1.0" encoding="utf-8"?>
+<file path=customXml/itemProps2.xml><?xml version="1.0" encoding="utf-8"?>
 <ds:datastoreItem xmlns:ds="http://schemas.openxmlformats.org/officeDocument/2006/customXml" ds:itemID="{11111111-1234-1234-1234-123412341234}">
   <ds:schemaRefs>
     <ds:schemaRef ds:uri="http://customooxmlschemas.google.com/"/>
     <ds:schemaRef ds:uri="http://schemas.openxmlformats.org/officeDocument/2006/relationships"/>
   </ds:schemaRefs>
 </ds:datastoreItem>
-</file>
-
-<file path=customXml/itemProps2.xml><?xml version="1.0" encoding="utf-8"?>
-<ds:datastoreItem xmlns:ds="http://schemas.openxmlformats.org/officeDocument/2006/customXml" ds:itemID="{339D8CD9-731C-424A-9A59-7A5A71749D88}">
-  <ds:schemaRefs>
-    <ds:schemaRef ds:uri="http://schemas.openxmlformats.org/officeDocument/2006/bibliography"/>
-  </ds:schemaRefs>
-</ds:datastoreItem>
 </file>